--- a/documentation/user_guides/individual_programs/silence_trimmer/Silence_Trimmer_User_Guide.docx
+++ b/documentation/user_guides/individual_programs/silence_trimmer/Silence_Trimmer_User_Guide.docx
@@ -469,7 +469,7 @@
     </w:p>
     <w:p>
       <w:r>
-        <w:t>Processing displays four worker slots, progress, processed/succeeded/skipped/error counts, and per-file actions such as trim durations or No silence detected. Results reports total, reduced/succeeded files, skips, errors, and elapsed time. The Results tab can open the log and source folder and audition original versus result for successful Live Update output.</w:t>
+        <w:t>Processing displays one worker slot per logical CPU (at most eight), progress, processed/succeeded/skipped/error counts, and per-file actions such as trim durations or No silence detected. Results reports total, reduced/succeeded files, skips, errors, and elapsed time. The Results tab can open the log and source folder and audition original versus result for successful Live Update output.</w:t>
       </w:r>
     </w:p>
     <w:p>
